--- a/submissions/08-nutrition-panel-granola/inputs/sop_qa14_nutrition_labeling.docx
+++ b/submissions/08-nutrition-panel-granola/inputs/sop_qa14_nutrition_labeling.docx
@@ -55,7 +55,7 @@
         <w:spacing w:after="120"/>
       </w:pPr>
       <w:r>
-        <w:t>1.2. Nutrient values from a supplier specification are used on the basis the specification states. A specification stated per serving is converted to the per-100-gram basis before use; product development does not assume a specification is per 100 grams.</w:t>
+        <w:t>1.2. Nutrient values from a supplier specification are used on the basis the specification states. A specification stated per serving is converted to the per-100-gram basis before use; product development does not assume a specification is per 100 grams. The nutrient sheet is a working copy of the specifications, and where it differs from the supplier specification in force, the specification in force governs.</w:t>
       </w:r>
     </w:p>
     <w:p>
@@ -127,6 +127,7 @@
         <w:spacing w:after="120"/>
       </w:pPr>
       <w:r>
+        <w:lastRenderedPageBreak/>
         <w:t>2.7. Rounding is to the nearest value with a half rounded up. Where two rules could apply at a boundary, the rule for the higher band applies.</w:t>
       </w:r>
     </w:p>
@@ -135,7 +136,6 @@
         <w:pStyle w:val="Heading1"/>
       </w:pPr>
       <w:r>
-        <w:lastRenderedPageBreak/>
         <w:t>3. Percent daily value</w:t>
       </w:r>
     </w:p>

--- a/submissions/08-nutrition-panel-granola/inputs/sop_qa14_nutrition_labeling.docx
+++ b/submissions/08-nutrition-panel-granola/inputs/sop_qa14_nutrition_labeling.docx
@@ -47,7 +47,7 @@
         <w:spacing w:after="120"/>
       </w:pPr>
       <w:r>
-        <w:t>1.1. Nutrient values are computed from the approved formula and the supplier nutrient specifications on file, scaled to the finished product by the yield of the pilot batch record. The yield is the finished batch weight net of trim divided by the batch input weight. Water and volatiles lost in baking leave the product; every other nutrient in the formula is carried into the finished weight.</w:t>
+        <w:t>1.1 Nutrient values are computed from the approved formula and the supplier nutrient specifications on file, scaled to the finished product by the yield of the pilot batch record and to the serving fixed under section 1.3. The yield is the finished batch weight net of trim divided by the batch input weight. Water and volatiles lost in baking leave the product; every other nutrient in the formula is carried into the finished weight.</w:t>
       </w:r>
     </w:p>
     <w:p>
@@ -55,7 +55,7 @@
         <w:spacing w:after="120"/>
       </w:pPr>
       <w:r>
-        <w:t>1.2. Nutrient values from a supplier specification are used on the basis the specification states. A specification stated per serving is converted to the per-100-gram basis before use; product development does not assume a specification is per 100 grams. The nutrient sheet is a working copy of the specifications, and where it differs from the supplier specification in force, the specification in force governs.</w:t>
+        <w:t>1.2 Nutrient values from a supplier specification are used on the basis the specification states. A specification stated per serving is converted to the per-100-gram basis before use; product development does not assume a specification is per 100 grams. The nutrient sheet is a working copy of the specifications, and where it differs from the supplier specification in force, the specification in force governs.</w:t>
       </w:r>
     </w:p>
     <w:p>
@@ -63,7 +63,7 @@
         <w:spacing w:after="120"/>
       </w:pPr>
       <w:r>
-        <w:t>1.3. The declared serving is one unit where the unit weighs between 67 percent and 200 percent of the reference amount customarily consumed for the category. Granola and cereal bars carry a reference amount of 40 grams. The serving size is declared as one bar with the target net weight of the bar in grams in parentheses, and the nutrient values are computed for the target net weight, not for the pilot sample average.</w:t>
+        <w:t>1.3 The declared serving is one unit where the unit weighs between 67 percent and 200 percent of the reference amount customarily consumed for the category. Granola and cereal bars carry a reference amount of 40 grams. The serving size is declared as one bar with the target net weight of the bar in grams in parentheses, and the nutrient values are computed for the target net weight, not for the pilot sample average.</w:t>
       </w:r>
     </w:p>
     <w:p>
@@ -79,7 +79,7 @@
         <w:spacing w:after="120"/>
       </w:pPr>
       <w:r>
-        <w:t>2.1. Calories: fewer than 5 are declared as 0; 5 to 50 are declared to the nearest 5; above 50 to the nearest 10.</w:t>
+        <w:t>2.1 Calories: fewer than 5 are declared as 0; 5 to 50 are declared to the nearest 5; above 50 to the nearest 10.</w:t>
       </w:r>
     </w:p>
     <w:p>
@@ -87,7 +87,7 @@
         <w:spacing w:after="120"/>
       </w:pPr>
       <w:r>
-        <w:t>2.2. Total fat, saturated fat and trans fat: less than 0.5 gram is declared as 0 g; less than 5 grams to the nearest 0.5 gram; 5 grams or more to the nearest gram.</w:t>
+        <w:t>2.2 Total fat, saturated fat and trans fat: less than 0.5 gram is declared as 0 g; less than 5 grams to the nearest 0.5 gram; 5 grams or more to the nearest gram.</w:t>
       </w:r>
     </w:p>
     <w:p>
@@ -95,7 +95,7 @@
         <w:spacing w:after="120"/>
       </w:pPr>
       <w:r>
-        <w:t>2.3. Cholesterol: less than 2 milligrams is declared as 0 mg; 2 to 5 milligrams as less than 5 mg; above 5 milligrams to the nearest 5 milligrams.</w:t>
+        <w:t>2.3 Cholesterol: less than 2 milligrams is declared as 0 mg; 2 to 5 milligrams as less than 5 mg; above 5 milligrams to the nearest 5 milligrams.</w:t>
       </w:r>
     </w:p>
     <w:p>
@@ -103,7 +103,7 @@
         <w:spacing w:after="120"/>
       </w:pPr>
       <w:r>
-        <w:t>2.4. Sodium: less than 5 milligrams is declared as 0 mg; 5 to 140 milligrams to the nearest 5 milligrams; above 140 milligrams to the nearest 10 milligrams.</w:t>
+        <w:t>2.4 Sodium: less than 5 milligrams is declared as 0 mg; 5 to 140 milligrams to the nearest 5 milligrams; above 140 milligrams to the nearest 10 milligrams.</w:t>
       </w:r>
     </w:p>
     <w:p>
@@ -111,7 +111,7 @@
         <w:spacing w:after="120"/>
       </w:pPr>
       <w:r>
-        <w:t>2.5. Total carbohydrate, dietary fiber, total sugars, added sugars and protein: less than 0.5 gram is declared as 0 g; 0.5 gram to less than 1 gram as less than 1 g; 1 gram or more to the nearest gram.</w:t>
+        <w:t>2.5 Total carbohydrate, dietary fiber, total sugars, added sugars and protein: less than 0.5 gram is declared as 0 g; 0.5 gram to less than 1 gram as less than 1 g; 1 gram or more to the nearest gram.</w:t>
       </w:r>
     </w:p>
     <w:p>
@@ -119,7 +119,11 @@
         <w:spacing w:after="120"/>
       </w:pPr>
       <w:r>
-        <w:t>2.6. Vitamin D is declared to the nearest 0.1 microgram, calcium and potassium to the nearest 10 milligrams, and iron to the nearest 0.1 milligram. A vitamin or mineral present at less than 2 percent of its daily value is declared as 0 with a percent daily value of 0.</w:t>
+        <w:t xml:space="preserve">2.6 Vitamin D is declared to the nearest 0.1 microgram, calcium and potassium to the nearest 10 milligrams, and iron to the nearest 0.1 milligram. A vitamin or mineral present at less than 2 percent of </w:t>
+      </w:r>
+      <w:r>
+        <w:lastRenderedPageBreak/>
+        <w:t>its daily value in the table under section 3 is declared as 0 with a percent daily value of 0. The 2 percent test is made on the unrounded amount, before the rounding in this section is applied.</w:t>
       </w:r>
     </w:p>
     <w:p>
@@ -127,8 +131,7 @@
         <w:spacing w:after="120"/>
       </w:pPr>
       <w:r>
-        <w:lastRenderedPageBreak/>
-        <w:t>2.7. Rounding is to the nearest value with a half rounded up. Where two rules could apply at a boundary, the rule for the higher band applies.</w:t>
+        <w:t>2.7 Rounding is to the nearest value with a half rounded up. Where two rules could apply at a boundary, the rule for the higher band applies.</w:t>
       </w:r>
     </w:p>
     <w:p>
@@ -144,7 +147,7 @@
         <w:spacing w:after="120"/>
       </w:pPr>
       <w:r>
-        <w:t>3.1. The percent daily value is computed from the declared, rounded amount divided by the daily value in the table below, and is declared to the nearest whole percent. Calories, trans fat, total sugars and protein carry no percent daily value on a bar label.</w:t>
+        <w:t>3.1 The percent daily value is computed from the declared, rounded amount under section 2 divided by the daily value in the table below, and is declared to the nearest whole percent. Calories, trans fat, total sugars and protein carry no percent daily value on a bar label.</w:t>
       </w:r>
     </w:p>
     <w:tbl>
@@ -488,7 +491,7 @@
         <w:spacing w:after="120"/>
       </w:pPr>
       <w:r>
-        <w:t>4.1. Ingredients are listed in descending order of predominance by weight as added to the formula, using the declared common name on the formula, with the sub-ingredients of a compound ingredient in parentheses after its name in their own descending order. Water added to the formula that is removed in baking is not declared.</w:t>
+        <w:t>4.1 Ingredients are listed in descending order of predominance by weight as added to the formula, using the declared common name on the formula, with the sub-ingredients of a compound ingredient in parentheses after its name in their own descending order. Water added to the formula that is removed in baking is not declared.</w:t>
       </w:r>
     </w:p>
     <w:p>
@@ -496,7 +499,7 @@
         <w:spacing w:after="120"/>
       </w:pPr>
       <w:r>
-        <w:t>4.2. A major food allergen present in any ingredient or sub-ingredient is declared in a Contains statement immediately after the ingredient statement, naming the food source. Tree nuts are named by the specific nut.</w:t>
+        <w:t>4.2 A major food allergen present in any ingredient or sub-ingredient is declared in a Contains statement immediately after the ingredient statement, naming the food source. Tree nuts are named by the specific nut.</w:t>
       </w:r>
     </w:p>
     <w:p>
@@ -512,7 +515,7 @@
         <w:spacing w:after="120"/>
       </w:pPr>
       <w:r>
-        <w:t>5.1. A claim is tested per reference amount and per labeled serving, and the product must meet the threshold on both bases. Good source of a nutrient means 10 to 19 percent of the daily value; excellent source or high means 20 percent or more; the test uses the unrounded amount against the daily value.</w:t>
+        <w:t>5.1 A claim is tested per reference amount and per labeled serving as fixed under section 1.3, and the product must meet the threshold on both bases. Good source of a nutrient means 10 to 19 percent of the daily value; excellent source or high means 20 percent or more; the test uses the unrounded amount against the daily value.</w:t>
       </w:r>
     </w:p>
     <w:p>
@@ -520,7 +523,7 @@
         <w:spacing w:after="120"/>
       </w:pPr>
       <w:r>
-        <w:t>5.2. Low sodium means 140 milligrams or less. Low fat means 3 grams or less. No added sugars requires that no sugar, syrup, honey, fruit juice concentrate or other sugar-bearing ingredient is added to the food during processing.</w:t>
+        <w:t>5.2 Low sodium means 140 milligrams or less. Low fat means 3 grams or less. No added sugars requires that no sugar, syrup, honey, fruit juice concentrate or other sugar-bearing ingredient is added to the food during processing.</w:t>
       </w:r>
     </w:p>
     <w:p>
@@ -528,7 +531,7 @@
         <w:spacing w:after="120"/>
       </w:pPr>
       <w:r>
-        <w:t>5.3. Whole grain statements are company statements and not federal nutrient content claims. The company makes a whole grain statement only where the product delivers at least 8 grams of whole grain per labeled serving, computed from the whole grain ingredients in the formula and the yield.</w:t>
+        <w:t>5.3 Whole grain statements are company statements and not federal nutrient content claims. The company makes a whole grain statement only where the product delivers at least 15 grams of whole grain per labeled serving, computed from the whole grain ingredients in the formula and the yield.</w:t>
       </w:r>
     </w:p>
     <w:p>
@@ -536,7 +539,7 @@
         <w:spacing w:after="120"/>
       </w:pPr>
       <w:r>
-        <w:t>5.4. A claim marketing proposes that the product does not meet is not softened into a near claim; the claim is reported as not supported with the figure that fails it.</w:t>
+        <w:t>5.4 A claim marketing proposes that the product does not meet is not softened into a near claim; the claim is reported as not supported with the figure that fails it, tested as section 5.1 directs.</w:t>
       </w:r>
     </w:p>
     <w:sectPr>

--- a/submissions/08-nutrition-panel-granola/inputs/sop_qa14_nutrition_labeling.docx
+++ b/submissions/08-nutrition-panel-granola/inputs/sop_qa14_nutrition_labeling.docx
@@ -47,7 +47,7 @@
         <w:spacing w:after="120"/>
       </w:pPr>
       <w:r>
-        <w:t>1.1 Nutrient values are computed from the approved formula and the supplier nutrient specifications on file, scaled to the finished product by the yield of the pilot batch record and to the serving fixed under section 1.3. The yield is the finished batch weight net of trim divided by the batch input weight. Water and volatiles lost in baking leave the product; every other nutrient in the formula is carried into the finished weight.</w:t>
+        <w:t>1.1 Nutrient values are computed from the approved formula and the supplier nutrient specifications on file, scaled to the finished product by the yield of the pilot batch record and to the serving fixed under section 1.3. The yield is the finished batch weight net of trim divided by the batch input weight. Water and volatiles lost in baking leave the product; every other nutrient in the formula is carried into the finished weight. The bar count on the record is a production figure, and the finished batch weight net of trim on the scale ticket governs the yield even where the count times the target weight gives another figure.</w:t>
       </w:r>
     </w:p>
     <w:p>
@@ -119,11 +119,8 @@
         <w:spacing w:after="120"/>
       </w:pPr>
       <w:r>
-        <w:t xml:space="preserve">2.6 Vitamin D is declared to the nearest 0.1 microgram, calcium and potassium to the nearest 10 milligrams, and iron to the nearest 0.1 milligram. A vitamin or mineral present at less than 2 percent of </w:t>
-      </w:r>
-      <w:r>
         <w:lastRenderedPageBreak/>
-        <w:t>its daily value in the table under section 3 is declared as 0 with a percent daily value of 0. The 2 percent test is made on the unrounded amount, before the rounding in this section is applied.</w:t>
+        <w:t>2.6 Vitamin D is declared to the nearest 0.1 microgram, calcium and potassium to the nearest 10 milligrams, and iron to the nearest 0.1 milligram. A vitamin or mineral present at less than 2 percent of its daily value in the table under section 3 is declared as 0 with a percent daily value of 0. The 2 percent test is made on the unrounded amount, before the rounding in this section is applied.</w:t>
       </w:r>
     </w:p>
     <w:p>
@@ -531,7 +528,7 @@
         <w:spacing w:after="120"/>
       </w:pPr>
       <w:r>
-        <w:t>5.3 Whole grain statements are company statements and not federal nutrient content claims. The company makes a whole grain statement only where the product delivers at least 15 grams of whole grain per labeled serving, computed from the whole grain ingredients in the formula and the yield.</w:t>
+        <w:t>5.3 Whole grain statements are company statements and not federal nutrient content claims. The company makes a whole grain statement only where the product delivers at least 15 grams of whole grain per labeled serving, computed from the whole grain ingredients in the formula and the yield. Whole grain counts only the intact or flaked whole grain ingredient as added to the formula; a derivative of a whole grain, such as a syrup, a flour fraction or an extract, is not counted whatever its description says of its source.</w:t>
       </w:r>
     </w:p>
     <w:p>
